--- a/lessons/6-15/homework.docx
+++ b/lessons/6-15/homework.docx
@@ -24,7 +24,7 @@
           <w:i/>
           <w:iCs/>
         </w:rPr>
-        <w:t xml:space="preserve">Lesson 6-7  •  Standard 6.AT.7</w:t>
+        <w:t xml:space="preserve">Lesson 6-15  •  Standard 6.AT.7</w:t>
       </w:r>
     </w:p>
     <w:p>
@@ -161,10 +161,10 @@
           <w:b/>
           <w:bCs/>
         </w:rPr>
-        <w:t xml:space="preserve">Like Terms (Términos semejantes)</w:t>
-      </w:r>
-      <w:r>
-        <w:t xml:space="preserve"> — Terms with the same letter, like 2x and 5x.</w:t>
+        <w:t xml:space="preserve">Simplify Algebraic Expressions (Simplificar expresiones algebraicas)</w:t>
+      </w:r>
+      <w:r>
+        <w:t xml:space="preserve"> — Rewrite an expression in a shorter equivalent form by combining like terms and using properties.</w:t>
       </w:r>
     </w:p>
     <w:p>
@@ -224,10 +224,10 @@
           <w:b/>
           <w:bCs/>
         </w:rPr>
-        <w:t xml:space="preserve">Combine (Combinar)</w:t>
-      </w:r>
-      <w:r>
-        <w:t xml:space="preserve"> — To add or subtract terms with the same letter into one.</w:t>
+        <w:t xml:space="preserve">Like Terms (Términos semejantes)</w:t>
+      </w:r>
+      <w:r>
+        <w:t xml:space="preserve"> — Terms with the same letter raised to the same power, like 2x and 5x.</w:t>
       </w:r>
     </w:p>
     <w:p>
@@ -287,10 +287,10 @@
           <w:b/>
           <w:bCs/>
         </w:rPr>
-        <w:t xml:space="preserve">Simplify (Simplificar)</w:t>
-      </w:r>
-      <w:r>
-        <w:t xml:space="preserve"> — To write an expression in its shortest form.</w:t>
+        <w:t xml:space="preserve">Combine (Combinar)</w:t>
+      </w:r>
+      <w:r>
+        <w:t xml:space="preserve"> — To add or subtract terms with the same letter into one.</w:t>
       </w:r>
     </w:p>
     <w:p>
@@ -350,10 +350,10 @@
           <w:b/>
           <w:bCs/>
         </w:rPr>
-        <w:t xml:space="preserve">Coefficient (Coeficiente)</w:t>
-      </w:r>
-      <w:r>
-        <w:t xml:space="preserve"> — The number in front of a letter, like the 3 in 3x.</w:t>
+        <w:t xml:space="preserve">Simplify (Simplificar)</w:t>
+      </w:r>
+      <w:r>
+        <w:t xml:space="preserve"> — To write an expression in its shortest form.</w:t>
       </w:r>
     </w:p>
     <w:p>
@@ -413,10 +413,10 @@
           <w:b/>
           <w:bCs/>
         </w:rPr>
-        <w:t xml:space="preserve">Term (Término)</w:t>
-      </w:r>
-      <w:r>
-        <w:t xml:space="preserve"> — A single number, variable, or product of them, separated by + or − signs.</w:t>
+        <w:t xml:space="preserve">Coefficient (Coeficiente)</w:t>
+      </w:r>
+      <w:r>
+        <w:t xml:space="preserve"> — The number in front of a letter, like the 3 in 3x.</w:t>
       </w:r>
     </w:p>
     <w:p>
@@ -476,10 +476,73 @@
           <w:b/>
           <w:bCs/>
         </w:rPr>
+        <w:t xml:space="preserve">Term (Término)</w:t>
+      </w:r>
+      <w:r>
+        <w:t xml:space="preserve"> — A single number, variable, or product of them, separated by + or − signs.</w:t>
+      </w:r>
+    </w:p>
+    <w:p>
+      <w:pPr>
+        <w:keepNext/>
+        <w:spacing w:after="20" w:before="80"/>
+        <w:jc w:val="center"/>
+      </w:pPr>
+      <w:r>
+        <w:drawing>
+          <wp:inline distT="0" distB="0" distL="0" distR="0">
+            <wp:extent cx="1047750" cy="790575"/>
+            <wp:effectExtent t="0" r="0" b="0" l="0"/>
+            <wp:docPr id="1" name="" descr="" title=""/>
+            <wp:cNvGraphicFramePr>
+              <a:graphicFrameLocks xmlns:a="http://schemas.openxmlformats.org/drawingml/2006/main" noChangeAspect="1"/>
+            </wp:cNvGraphicFramePr>
+            <a:graphic xmlns:a="http://schemas.openxmlformats.org/drawingml/2006/main">
+              <a:graphicData uri="http://schemas.openxmlformats.org/drawingml/2006/picture">
+                <pic:pic xmlns:pic="http://schemas.openxmlformats.org/drawingml/2006/picture">
+                  <pic:nvPicPr>
+                    <pic:cNvPr id="0" name="" descr=""/>
+                    <pic:cNvPicPr>
+                      <a:picLocks noChangeAspect="1" noChangeArrowheads="1"/>
+                    </pic:cNvPicPr>
+                  </pic:nvPicPr>
+                  <pic:blipFill>
+                    <a:blip r:embed="rId13" cstate="none"/>
+                    <a:srcRect/>
+                    <a:stretch>
+                      <a:fillRect/>
+                    </a:stretch>
+                  </pic:blipFill>
+                  <pic:spPr bwMode="auto">
+                    <a:xfrm>
+                      <a:off x="0" y="0"/>
+                      <a:ext cx="1047750" cy="790575"/>
+                    </a:xfrm>
+                    <a:prstGeom prst="rect">
+                      <a:avLst/>
+                    </a:prstGeom>
+                  </pic:spPr>
+                </pic:pic>
+              </a:graphicData>
+            </a:graphic>
+          </wp:inline>
+        </w:drawing>
+      </w:r>
+    </w:p>
+    <w:p>
+      <w:pPr>
+        <w:keepNext/>
+        <w:spacing w:after="120"/>
+      </w:pPr>
+      <w:r>
+        <w:rPr>
+          <w:b/>
+          <w:bCs/>
+        </w:rPr>
         <w:t xml:space="preserve">Distributive property (Propiedad distributiva)</w:t>
       </w:r>
       <w:r>
-        <w:t xml:space="preserve"> — Multiplying a sum by a number means multiplying each part by that number.</w:t>
+        <w:t xml:space="preserve"> — Multiplying a number by everything inside the parentheses: a(b + c) = ab + ac.</w:t>
       </w:r>
     </w:p>
     <w:p>
@@ -1790,6 +1853,14 @@
       </w:pPr>
       <w:r>
         <w:t xml:space="preserve">     Correct work: The 4 is a constant with no variable, so it cannot be combined with the x-terms. Combine only the like terms: 6x + 2x = 8x, and the 4 stays on its own. The correct simplified expression is 8x + 4. (Check: at x = 1, 6x + 4 + 2x = 6 + 4 + 2 = 12, and 8x + 4 = 12, but 12x = 12 only by accident — at x = 2 it gives 24 instead of the true 20.)</w:t>
+      </w:r>
+    </w:p>
+    <w:p>
+      <w:pPr>
+        <w:spacing w:after="80" w:before="0"/>
+      </w:pPr>
+      <w:r>
+        <w:t xml:space="preserve">     Watch for: The Combine step swept the constant 4 in with the coefficients 6 and 2, but 4 has no variable, so it is not a like term. Only 6x + 2x = 8x combine, and the 4 stays on its own, giving 8x + 4 — at x = 2 that is 20, while 12x would give 24.</w:t>
       </w:r>
     </w:p>
     <w:p>

--- a/lessons/6-15/homework.docx
+++ b/lessons/6-15/homework.docx
@@ -353,7 +353,7 @@
         <w:t xml:space="preserve">Simplify (Simplificar)</w:t>
       </w:r>
       <w:r>
-        <w:t xml:space="preserve"> — To write an expression in its shortest form.</w:t>
+        <w:t xml:space="preserve"> — To rewrite an expression in a shorter form that is still equal to the original.</w:t>
       </w:r>
     </w:p>
     <w:p>
